--- a/pr-preview/pr-385/chapters/defining-terms-tracked-changes.docx
+++ b/pr-preview/pr-385/chapters/defining-terms-tracked-changes.docx
@@ -16,7 +16,7 @@
       </w:pPr>
       <w:del w:id="1" w:author="PR Preview" w:date="2026-01-01T00:00:00Z">
         <w:r>
-          <w:delText xml:space="preserve">Last modified: 2026-10-27 20:13:11 (PDT)</w:delText>
+          <w:delText xml:space="preserve">Last modified: 2026-10-27 20:57:47 (PDT)</w:delText>
         </w:r>
       </w:del>
     </w:p>
@@ -26,7 +26,7 @@
       </w:pPr>
       <w:ins w:id="2" w:author="PR Preview" w:date="2026-01-01T00:00:00Z">
         <w:r>
-          <w:t xml:space="preserve">Last modified: 2026-10-27 20:11:58 (PDT)</w:t>
+          <w:t xml:space="preserve">Last modified: 2026-10-27 20:58:58 (PDT)</w:t>
         </w:r>
       </w:ins>
     </w:p>
@@ -3314,540 +3314,181 @@
           <w:numId w:val="1001"/>
         </w:numPr>
       </w:pPr>
-      <w:del w:id="3" w:author="PR Preview" w:date="2026-01-01T00:00:00Z">
+      <w:r>
+        <w:rPr>
+          <w:b/>
+          <w:bCs/>
+        </w:rPr>
+        <w:t xml:space="preserve">Link the</w:t>
+      </w:r>
+      <w:r>
+        <w:rPr>
+          <w:b/>
+          <w:bCs/>
+        </w:rPr>
+        <w:t xml:space="preserve"> </w:t>
+      </w:r>
+      <w:hyperlink w:anchor="def-term">
         <w:r>
           <w:rPr>
+            <w:rStyle w:val="Hyperlink"/>
             <w:b/>
             <w:bCs/>
           </w:rPr>
-          <w:delText xml:space="preserve">Link the</w:delText>
+          <w:t xml:space="preserve">term</w:t>
         </w:r>
-      </w:del>
-      <w:del w:id="4" w:author="PR Preview" w:date="2026-01-01T00:00:00Z">
+      </w:hyperlink>
+      <w:r>
+        <w:rPr>
+          <w:b/>
+          <w:bCs/>
+        </w:rPr>
+        <w:t xml:space="preserve"> </w:t>
+      </w:r>
+      <w:r>
+        <w:rPr>
+          <w:b/>
+          <w:bCs/>
+        </w:rPr>
+        <w:t xml:space="preserve">where the sentence uses it, not in a parenthetical list:</w:t>
+      </w:r>
+      <w:r>
+        <w:t xml:space="preserve"> </w:t>
+      </w:r>
+      <w:r>
+        <w:t xml:space="preserve">Write the name as a link inside the sentence that needs it.</w:t>
+      </w:r>
+      <w:r>
+        <w:t xml:space="preserve"> </w:t>
+      </w:r>
+      <w:r>
+        <w:t xml:space="preserve">Do not name the concepts in the sentence and then list their definitions in a parenthetical after it.</w:t>
+      </w:r>
+      <w:r>
+        <w:t xml:space="preserve"> </w:t>
+      </w:r>
+      <w:r>
+        <w:t xml:space="preserve">For example, write</w:t>
+      </w:r>
+      <w:r>
+        <w:t xml:space="preserve"> </w:t>
+      </w:r>
+      <w:r>
+        <w:rPr>
+          <w:rStyle w:val="VerbatimChar"/>
+        </w:rPr>
+        <w:t xml:space="preserve">the expected squared prediction error is the sum of the squared [bias](#def-bias), the [variance](#def-variance), and the [residual variance](#def-residual-variance)</w:t>
+      </w:r>
+      <w:r>
+        <w:t xml:space="preserve">,</w:t>
+      </w:r>
+      <w:r>
+        <w:t xml:space="preserve"> </w:t>
+      </w:r>
+      <w:r>
+        <w:t xml:space="preserve">not</w:t>
+      </w:r>
+      <w:r>
+        <w:t xml:space="preserve"> </w:t>
+      </w:r>
+      <w:r>
+        <w:rPr>
+          <w:rStyle w:val="VerbatimChar"/>
+        </w:rPr>
+        <w:t xml:space="preserve">the expected squared prediction error is the sum of the squared bias, the variance, and the residual variance (definitions: [bias](#def-bias), [variance](#def-variance), [residual variance](#def-residual-variance))</w:t>
+      </w:r>
+      <w:r>
+        <w:t xml:space="preserve">.</w:t>
+      </w:r>
+      <w:r>
+        <w:t xml:space="preserve"> </w:t>
+      </w:r>
+      <w:r>
+        <w:t xml:space="preserve">The parenthetical makes the reader read each term twice,</w:t>
+      </w:r>
+      <w:r>
+        <w:t xml:space="preserve"> </w:t>
+      </w:r>
+      <w:r>
+        <w:t xml:space="preserve">and it separates the link from the place where the term does its work.</w:t>
+      </w:r>
+      <w:r>
+        <w:t xml:space="preserve"> </w:t>
+      </w:r>
+      <w:r>
+        <w:t xml:space="preserve">If a term sits inside math, where a link cannot go,</w:t>
+      </w:r>
+      <w:r>
+        <w:t xml:space="preserve"> </w:t>
+      </w:r>
+      <w:r>
+        <w:t xml:space="preserve">name the term in words in the sentence and link those words.</w:t>
+      </w:r>
+      <w:r>
+        <w:t xml:space="preserve"> </w:t>
+      </w:r>
+      <w:r>
+        <w:t xml:space="preserve">The</w:t>
+      </w:r>
+      <w:r>
+        <w:t xml:space="preserve"> </w:t>
+      </w:r>
+      <w:r>
+        <w:rPr>
+          <w:rStyle w:val="VerbatimChar"/>
+        </w:rPr>
+        <w:t xml:space="preserve">check-quarto-prose</w:t>
+      </w:r>
+      <w:r>
+        <w:t xml:space="preserve"> </w:t>
+      </w:r>
+      <w:r>
+        <w:t xml:space="preserve">check in</w:t>
+      </w:r>
+      <w:r>
+        <w:t xml:space="preserve"> </w:t>
+      </w:r>
+      <w:hyperlink r:id="rId18">
         <w:r>
           <w:rPr>
-            <w:b/>
-            <w:bCs/>
+            <w:rStyle w:val="Hyperlink"/>
           </w:rPr>
-          <w:delText xml:space="preserve"> </w:delText>
+          <w:t xml:space="preserve">gha</w:t>
         </w:r>
-      </w:del>
-      <w:hyperlink w:anchor="def-term">
-        <w:del w:id="5" w:author="PR Preview" w:date="2026-01-01T00:00:00Z">
-          <w:r>
-            <w:rPr>
-              <w:rStyle w:val="Hyperlink"/>
-              <w:b/>
-              <w:bCs/>
-            </w:rPr>
-            <w:delText xml:space="preserve">term</w:delText>
-          </w:r>
-        </w:del>
       </w:hyperlink>
-      <w:del w:id="6" w:author="PR Preview" w:date="2026-01-01T00:00:00Z">
-        <w:r>
-          <w:rPr>
-            <w:b/>
-            <w:bCs/>
-          </w:rPr>
-          <w:delText xml:space="preserve"> </w:delText>
-        </w:r>
-      </w:del>
-      <w:del w:id="7" w:author="PR Preview" w:date="2026-01-01T00:00:00Z">
-        <w:r>
-          <w:rPr>
-            <w:b/>
-            <w:bCs/>
-          </w:rPr>
-          <w:delText xml:space="preserve">where the sentence uses it, not in a parenthetical list:</w:delText>
-        </w:r>
-      </w:del>
-      <w:del w:id="8" w:author="PR Preview" w:date="2026-01-01T00:00:00Z">
-        <w:r>
-          <w:delText xml:space="preserve"> </w:delText>
-        </w:r>
-      </w:del>
-      <w:del w:id="9" w:author="PR Preview" w:date="2026-01-01T00:00:00Z">
-        <w:r>
-          <w:delText xml:space="preserve">Write the name as a link inside the sentence that needs it.</w:delText>
-        </w:r>
-      </w:del>
-      <w:del w:id="10" w:author="PR Preview" w:date="2026-01-01T00:00:00Z">
-        <w:r>
-          <w:delText xml:space="preserve"> </w:delText>
-        </w:r>
-      </w:del>
-      <w:del w:id="11" w:author="PR Preview" w:date="2026-01-01T00:00:00Z">
-        <w:r>
-          <w:delText xml:space="preserve">Do not name the concepts in the sentence and then list their definitions in a parenthetical after it.</w:delText>
-        </w:r>
-      </w:del>
-      <w:del w:id="12" w:author="PR Preview" w:date="2026-01-01T00:00:00Z">
-        <w:r>
-          <w:delText xml:space="preserve"> </w:delText>
-        </w:r>
-      </w:del>
-      <w:del w:id="13" w:author="PR Preview" w:date="2026-01-01T00:00:00Z">
-        <w:r>
-          <w:delText xml:space="preserve">For example, write</w:delText>
-        </w:r>
-      </w:del>
-      <w:del w:id="14" w:author="PR Preview" w:date="2026-01-01T00:00:00Z">
-        <w:r>
-          <w:delText xml:space="preserve"> </w:delText>
-        </w:r>
-      </w:del>
-      <w:del w:id="15" w:author="PR Preview" w:date="2026-01-01T00:00:00Z">
-        <w:r>
-          <w:rPr>
-            <w:rStyle w:val="VerbatimChar"/>
-          </w:rPr>
-          <w:delText xml:space="preserve">the expected squared prediction error is the sum of the squared [bias](#def-bias), the [variance](#def-variance), and the [residual variance](#def-residual-variance)</w:delText>
-        </w:r>
-      </w:del>
-      <w:del w:id="16" w:author="PR Preview" w:date="2026-01-01T00:00:00Z">
-        <w:r>
-          <w:delText xml:space="preserve">,</w:delText>
-        </w:r>
-      </w:del>
-      <w:del w:id="17" w:author="PR Preview" w:date="2026-01-01T00:00:00Z">
-        <w:r>
-          <w:delText xml:space="preserve"> </w:delText>
-        </w:r>
-      </w:del>
-      <w:del w:id="18" w:author="PR Preview" w:date="2026-01-01T00:00:00Z">
-        <w:r>
-          <w:delText xml:space="preserve">not</w:delText>
-        </w:r>
-      </w:del>
-      <w:del w:id="19" w:author="PR Preview" w:date="2026-01-01T00:00:00Z">
-        <w:r>
-          <w:delText xml:space="preserve"> </w:delText>
-        </w:r>
-      </w:del>
-      <w:del w:id="20" w:author="PR Preview" w:date="2026-01-01T00:00:00Z">
-        <w:r>
-          <w:rPr>
-            <w:rStyle w:val="VerbatimChar"/>
-          </w:rPr>
-          <w:delText xml:space="preserve">the expected squared prediction error is the sum of the squared bias, the variance, and the residual variance (definitions: [bias](#def-bias), [variance](#def-variance), [residual variance](#def-residual-variance))</w:delText>
-        </w:r>
-      </w:del>
-      <w:del w:id="21" w:author="PR Preview" w:date="2026-01-01T00:00:00Z">
-        <w:r>
-          <w:delText xml:space="preserve">.</w:delText>
-        </w:r>
-      </w:del>
-      <w:del w:id="22" w:author="PR Preview" w:date="2026-01-01T00:00:00Z">
-        <w:r>
-          <w:delText xml:space="preserve"> </w:delText>
-        </w:r>
-      </w:del>
-      <w:del w:id="23" w:author="PR Preview" w:date="2026-01-01T00:00:00Z">
-        <w:r>
-          <w:delText xml:space="preserve">The parenthetical makes the reader read each term twice,</w:delText>
-        </w:r>
-      </w:del>
-      <w:del w:id="24" w:author="PR Preview" w:date="2026-01-01T00:00:00Z">
-        <w:r>
-          <w:delText xml:space="preserve"> </w:delText>
-        </w:r>
-      </w:del>
-      <w:del w:id="25" w:author="PR Preview" w:date="2026-01-01T00:00:00Z">
-        <w:r>
-          <w:delText xml:space="preserve">and it separates the link from the place where the term does its work.</w:delText>
-        </w:r>
-      </w:del>
-      <w:del w:id="26" w:author="PR Preview" w:date="2026-01-01T00:00:00Z">
-        <w:r>
-          <w:delText xml:space="preserve"> </w:delText>
-        </w:r>
-      </w:del>
-      <w:del w:id="27" w:author="PR Preview" w:date="2026-01-01T00:00:00Z">
-        <w:r>
-          <w:delText xml:space="preserve">If a term sits inside math, where a link cannot go,</w:delText>
-        </w:r>
-      </w:del>
-      <w:del w:id="28" w:author="PR Preview" w:date="2026-01-01T00:00:00Z">
-        <w:r>
-          <w:delText xml:space="preserve"> </w:delText>
-        </w:r>
-      </w:del>
-      <w:del w:id="29" w:author="PR Preview" w:date="2026-01-01T00:00:00Z">
-        <w:r>
-          <w:delText xml:space="preserve">name the term in words in the sentence and link those words.</w:delText>
-        </w:r>
-      </w:del>
-      <w:del w:id="30" w:author="PR Preview" w:date="2026-01-01T00:00:00Z">
-        <w:r>
-          <w:delText xml:space="preserve"> </w:delText>
-        </w:r>
-      </w:del>
-      <w:del w:id="31" w:author="PR Preview" w:date="2026-01-01T00:00:00Z">
-        <w:r>
-          <w:delText xml:space="preserve">The</w:delText>
-        </w:r>
-      </w:del>
-      <w:del w:id="32" w:author="PR Preview" w:date="2026-01-01T00:00:00Z">
-        <w:r>
-          <w:delText xml:space="preserve"> </w:delText>
-        </w:r>
-      </w:del>
-      <w:del w:id="33" w:author="PR Preview" w:date="2026-01-01T00:00:00Z">
-        <w:r>
-          <w:rPr>
-            <w:rStyle w:val="VerbatimChar"/>
-          </w:rPr>
-          <w:delText xml:space="preserve">check-quarto-prose</w:delText>
-        </w:r>
-      </w:del>
-      <w:del w:id="34" w:author="PR Preview" w:date="2026-01-01T00:00:00Z">
-        <w:r>
-          <w:delText xml:space="preserve"> </w:delText>
-        </w:r>
-      </w:del>
-      <w:del w:id="35" w:author="PR Preview" w:date="2026-01-01T00:00:00Z">
-        <w:r>
-          <w:delText xml:space="preserve">check in</w:delText>
-        </w:r>
-      </w:del>
-      <w:del w:id="36" w:author="PR Preview" w:date="2026-01-01T00:00:00Z">
-        <w:r>
-          <w:delText xml:space="preserve"> </w:delText>
-        </w:r>
-      </w:del>
-      <w:hyperlink r:id="rId18">
-        <w:del w:id="37" w:author="PR Preview" w:date="2026-01-01T00:00:00Z">
-          <w:r>
-            <w:rPr>
-              <w:rStyle w:val="Hyperlink"/>
-            </w:rPr>
-            <w:delText xml:space="preserve">gha</w:delText>
-          </w:r>
-        </w:del>
-      </w:hyperlink>
-      <w:del w:id="38" w:author="PR Preview" w:date="2026-01-01T00:00:00Z">
-        <w:r>
-          <w:delText xml:space="preserve"> </w:delText>
-        </w:r>
-      </w:del>
-      <w:del w:id="39" w:author="PR Preview" w:date="2026-01-01T00:00:00Z">
-        <w:r>
-          <w:delText xml:space="preserve">flags a parenthetical that opens with</w:delText>
-        </w:r>
-      </w:del>
-      <w:del w:id="40" w:author="PR Preview" w:date="2026-01-01T00:00:00Z">
-        <w:r>
-          <w:delText xml:space="preserve"> </w:delText>
-        </w:r>
-      </w:del>
-      <w:del w:id="41" w:author="PR Preview" w:date="2026-01-01T00:00:00Z">
-        <w:r>
-          <w:rPr>
-            <w:rStyle w:val="VerbatimChar"/>
-          </w:rPr>
-          <w:delText xml:space="preserve">(definition:</w:delText>
-        </w:r>
-      </w:del>
-      <w:del w:id="42" w:author="PR Preview" w:date="2026-01-01T00:00:00Z">
-        <w:r>
-          <w:delText xml:space="preserve"> </w:delText>
-        </w:r>
-      </w:del>
-      <w:del w:id="43" w:author="PR Preview" w:date="2026-01-01T00:00:00Z">
-        <w:r>
-          <w:delText xml:space="preserve">or</w:delText>
-        </w:r>
-      </w:del>
-      <w:del w:id="44" w:author="PR Preview" w:date="2026-01-01T00:00:00Z">
-        <w:r>
-          <w:delText xml:space="preserve"> </w:delText>
-        </w:r>
-      </w:del>
-      <w:del w:id="45" w:author="PR Preview" w:date="2026-01-01T00:00:00Z">
-        <w:r>
-          <w:rPr>
-            <w:rStyle w:val="VerbatimChar"/>
-          </w:rPr>
-          <w:delText xml:space="preserve">(definitions:</w:delText>
-        </w:r>
-      </w:del>
-      <w:del w:id="46" w:author="PR Preview" w:date="2026-01-01T00:00:00Z">
-        <w:r>
-          <w:delText xml:space="preserve">.</w:delText>
-        </w:r>
-      </w:del>
-    </w:p>
-    <w:p>
-      <w:pPr>
-        <w:numPr>
-          <w:ilvl w:val="0"/>
-          <w:numId w:val="1001"/>
-        </w:numPr>
-      </w:pPr>
-      <w:ins w:id="47" w:author="PR Preview" w:date="2026-01-01T00:00:00Z">
-        <w:r>
-          <w:rPr>
-            <w:b/>
-            <w:bCs/>
-          </w:rPr>
-          <w:t xml:space="preserve">Link the</w:t>
-        </w:r>
-      </w:ins>
-      <w:ins w:id="48" w:author="PR Preview" w:date="2026-01-01T00:00:00Z">
-        <w:r>
-          <w:rPr>
-            <w:b/>
-            <w:bCs/>
-          </w:rPr>
-          <w:t xml:space="preserve"> </w:t>
-        </w:r>
-      </w:ins>
-      <w:hyperlink w:anchor="def-term">
-        <w:ins w:id="49" w:author="PR Preview" w:date="2026-01-01T00:00:00Z">
-          <w:r>
-            <w:rPr>
-              <w:rStyle w:val="Hyperlink"/>
-              <w:b/>
-              <w:bCs/>
-            </w:rPr>
-            <w:t xml:space="preserve">term</w:t>
-          </w:r>
-        </w:ins>
-      </w:hyperlink>
-      <w:ins w:id="50" w:author="PR Preview" w:date="2026-01-01T00:00:00Z">
-        <w:r>
-          <w:rPr>
-            <w:b/>
-            <w:bCs/>
-          </w:rPr>
-          <w:t xml:space="preserve"> </w:t>
-        </w:r>
-      </w:ins>
-      <w:ins w:id="51" w:author="PR Preview" w:date="2026-01-01T00:00:00Z">
-        <w:r>
-          <w:rPr>
-            <w:b/>
-            <w:bCs/>
-          </w:rPr>
-          <w:t xml:space="preserve">where the sentence uses it, not in a parenthetical list:</w:t>
-        </w:r>
-      </w:ins>
-      <w:ins w:id="52" w:author="PR Preview" w:date="2026-01-01T00:00:00Z">
-        <w:r>
-          <w:t xml:space="preserve"> </w:t>
-        </w:r>
-      </w:ins>
-      <w:ins w:id="53" w:author="PR Preview" w:date="2026-01-01T00:00:00Z">
-        <w:r>
-          <w:t xml:space="preserve">Write the name as a link inside the sentence that needs it.</w:t>
-        </w:r>
-      </w:ins>
-      <w:ins w:id="54" w:author="PR Preview" w:date="2026-01-01T00:00:00Z">
-        <w:r>
-          <w:t xml:space="preserve"> </w:t>
-        </w:r>
-      </w:ins>
-      <w:ins w:id="55" w:author="PR Preview" w:date="2026-01-01T00:00:00Z">
-        <w:r>
-          <w:t xml:space="preserve">Do not name the concepts in the sentence and then list their definitions in a parenthetical after it.</w:t>
-        </w:r>
-      </w:ins>
-      <w:ins w:id="56" w:author="PR Preview" w:date="2026-01-01T00:00:00Z">
-        <w:r>
-          <w:t xml:space="preserve"> </w:t>
-        </w:r>
-      </w:ins>
-      <w:ins w:id="57" w:author="PR Preview" w:date="2026-01-01T00:00:00Z">
-        <w:r>
-          <w:t xml:space="preserve">For example, write</w:t>
-        </w:r>
-      </w:ins>
-      <w:ins w:id="58" w:author="PR Preview" w:date="2026-01-01T00:00:00Z">
-        <w:r>
-          <w:t xml:space="preserve"> </w:t>
-        </w:r>
-      </w:ins>
-      <w:ins w:id="59" w:author="PR Preview" w:date="2026-01-01T00:00:00Z">
-        <w:r>
-          <w:rPr>
-            <w:rStyle w:val="VerbatimChar"/>
-          </w:rPr>
-          <w:t xml:space="preserve">the error is the sum of its squared [bias](#def-bias), its [variance](#def-variance), and the [irreducible error](#def-irreducible-error)</w:t>
-        </w:r>
-      </w:ins>
-      <w:ins w:id="60" w:author="PR Preview" w:date="2026-01-01T00:00:00Z">
-        <w:r>
-          <w:t xml:space="preserve">,</w:t>
-        </w:r>
-      </w:ins>
-      <w:ins w:id="61" w:author="PR Preview" w:date="2026-01-01T00:00:00Z">
-        <w:r>
-          <w:t xml:space="preserve"> </w:t>
-        </w:r>
-      </w:ins>
-      <w:ins w:id="62" w:author="PR Preview" w:date="2026-01-01T00:00:00Z">
-        <w:r>
-          <w:t xml:space="preserve">not</w:t>
-        </w:r>
-      </w:ins>
-      <w:ins w:id="63" w:author="PR Preview" w:date="2026-01-01T00:00:00Z">
-        <w:r>
-          <w:t xml:space="preserve"> </w:t>
-        </w:r>
-      </w:ins>
-      <w:ins w:id="64" w:author="PR Preview" w:date="2026-01-01T00:00:00Z">
-        <w:r>
-          <w:rPr>
-            <w:rStyle w:val="VerbatimChar"/>
-          </w:rPr>
-          <w:t xml:space="preserve">the error is the sum of its squared bias, its variance, and the irreducible error (definitions: [bias](#def-bias), [variance](#def-variance), [irreducible error](#def-irreducible-error))</w:t>
-        </w:r>
-      </w:ins>
-      <w:ins w:id="65" w:author="PR Preview" w:date="2026-01-01T00:00:00Z">
-        <w:r>
-          <w:t xml:space="preserve">.</w:t>
-        </w:r>
-      </w:ins>
-      <w:ins w:id="66" w:author="PR Preview" w:date="2026-01-01T00:00:00Z">
-        <w:r>
-          <w:t xml:space="preserve"> </w:t>
-        </w:r>
-      </w:ins>
-      <w:ins w:id="67" w:author="PR Preview" w:date="2026-01-01T00:00:00Z">
-        <w:r>
-          <w:t xml:space="preserve">The parenthetical makes the reader read each term twice,</w:t>
-        </w:r>
-      </w:ins>
-      <w:ins w:id="68" w:author="PR Preview" w:date="2026-01-01T00:00:00Z">
-        <w:r>
-          <w:t xml:space="preserve"> </w:t>
-        </w:r>
-      </w:ins>
-      <w:ins w:id="69" w:author="PR Preview" w:date="2026-01-01T00:00:00Z">
-        <w:r>
-          <w:t xml:space="preserve">and it separates the link from the place where the term does its work.</w:t>
-        </w:r>
-      </w:ins>
-      <w:ins w:id="70" w:author="PR Preview" w:date="2026-01-01T00:00:00Z">
-        <w:r>
-          <w:t xml:space="preserve"> </w:t>
-        </w:r>
-      </w:ins>
-      <w:ins w:id="71" w:author="PR Preview" w:date="2026-01-01T00:00:00Z">
-        <w:r>
-          <w:t xml:space="preserve">If a term sits inside math, where a link cannot go,</w:t>
-        </w:r>
-      </w:ins>
-      <w:ins w:id="72" w:author="PR Preview" w:date="2026-01-01T00:00:00Z">
-        <w:r>
-          <w:t xml:space="preserve"> </w:t>
-        </w:r>
-      </w:ins>
-      <w:ins w:id="73" w:author="PR Preview" w:date="2026-01-01T00:00:00Z">
-        <w:r>
-          <w:t xml:space="preserve">name the term in words in the sentence and link those words.</w:t>
-        </w:r>
-      </w:ins>
-      <w:ins w:id="74" w:author="PR Preview" w:date="2026-01-01T00:00:00Z">
-        <w:r>
-          <w:t xml:space="preserve"> </w:t>
-        </w:r>
-      </w:ins>
-      <w:ins w:id="75" w:author="PR Preview" w:date="2026-01-01T00:00:00Z">
-        <w:r>
-          <w:t xml:space="preserve">The</w:t>
-        </w:r>
-      </w:ins>
-      <w:ins w:id="76" w:author="PR Preview" w:date="2026-01-01T00:00:00Z">
-        <w:r>
-          <w:t xml:space="preserve"> </w:t>
-        </w:r>
-      </w:ins>
-      <w:ins w:id="77" w:author="PR Preview" w:date="2026-01-01T00:00:00Z">
-        <w:r>
-          <w:rPr>
-            <w:rStyle w:val="VerbatimChar"/>
-          </w:rPr>
-          <w:t xml:space="preserve">check-quarto-prose</w:t>
-        </w:r>
-      </w:ins>
-      <w:ins w:id="78" w:author="PR Preview" w:date="2026-01-01T00:00:00Z">
-        <w:r>
-          <w:t xml:space="preserve"> </w:t>
-        </w:r>
-      </w:ins>
-      <w:ins w:id="79" w:author="PR Preview" w:date="2026-01-01T00:00:00Z">
-        <w:r>
-          <w:t xml:space="preserve">check in</w:t>
-        </w:r>
-      </w:ins>
-      <w:ins w:id="80" w:author="PR Preview" w:date="2026-01-01T00:00:00Z">
-        <w:r>
-          <w:t xml:space="preserve"> </w:t>
-        </w:r>
-      </w:ins>
-      <w:hyperlink r:id="rId18">
-        <w:ins w:id="81" w:author="PR Preview" w:date="2026-01-01T00:00:00Z">
-          <w:r>
-            <w:rPr>
-              <w:rStyle w:val="Hyperlink"/>
-            </w:rPr>
-            <w:t xml:space="preserve">gha</w:t>
-          </w:r>
-        </w:ins>
-      </w:hyperlink>
-      <w:ins w:id="82" w:author="PR Preview" w:date="2026-01-01T00:00:00Z">
-        <w:r>
-          <w:t xml:space="preserve"> </w:t>
-        </w:r>
-      </w:ins>
-      <w:ins w:id="83" w:author="PR Preview" w:date="2026-01-01T00:00:00Z">
-        <w:r>
-          <w:t xml:space="preserve">flags a parenthetical that opens with</w:t>
-        </w:r>
-      </w:ins>
-      <w:ins w:id="84" w:author="PR Preview" w:date="2026-01-01T00:00:00Z">
-        <w:r>
-          <w:t xml:space="preserve"> </w:t>
-        </w:r>
-      </w:ins>
-      <w:ins w:id="85" w:author="PR Preview" w:date="2026-01-01T00:00:00Z">
-        <w:r>
-          <w:rPr>
-            <w:rStyle w:val="VerbatimChar"/>
-          </w:rPr>
-          <w:t xml:space="preserve">(definition:</w:t>
-        </w:r>
-      </w:ins>
-      <w:ins w:id="86" w:author="PR Preview" w:date="2026-01-01T00:00:00Z">
-        <w:r>
-          <w:t xml:space="preserve"> </w:t>
-        </w:r>
-      </w:ins>
-      <w:ins w:id="87" w:author="PR Preview" w:date="2026-01-01T00:00:00Z">
-        <w:r>
-          <w:t xml:space="preserve">or</w:t>
-        </w:r>
-      </w:ins>
-      <w:ins w:id="88" w:author="PR Preview" w:date="2026-01-01T00:00:00Z">
-        <w:r>
-          <w:t xml:space="preserve"> </w:t>
-        </w:r>
-      </w:ins>
-      <w:ins w:id="89" w:author="PR Preview" w:date="2026-01-01T00:00:00Z">
-        <w:r>
-          <w:rPr>
-            <w:rStyle w:val="VerbatimChar"/>
-          </w:rPr>
-          <w:t xml:space="preserve">(definitions:</w:t>
-        </w:r>
-      </w:ins>
-      <w:ins w:id="90" w:author="PR Preview" w:date="2026-01-01T00:00:00Z">
-        <w:r>
-          <w:t xml:space="preserve">.</w:t>
-        </w:r>
-      </w:ins>
+      <w:r>
+        <w:t xml:space="preserve"> </w:t>
+      </w:r>
+      <w:r>
+        <w:t xml:space="preserve">flags a parenthetical that opens with</w:t>
+      </w:r>
+      <w:r>
+        <w:t xml:space="preserve"> </w:t>
+      </w:r>
+      <w:r>
+        <w:rPr>
+          <w:rStyle w:val="VerbatimChar"/>
+        </w:rPr>
+        <w:t xml:space="preserve">(definition:</w:t>
+      </w:r>
+      <w:r>
+        <w:t xml:space="preserve"> </w:t>
+      </w:r>
+      <w:r>
+        <w:t xml:space="preserve">or</w:t>
+      </w:r>
+      <w:r>
+        <w:t xml:space="preserve"> </w:t>
+      </w:r>
+      <w:r>
+        <w:rPr>
+          <w:rStyle w:val="VerbatimChar"/>
+        </w:rPr>
+        <w:t xml:space="preserve">(definitions:</w:t>
+      </w:r>
+      <w:r>
+        <w:t xml:space="preserve">.</w:t>
+      </w:r>
     </w:p>
     <w:p>
       <w:pPr>
